--- a/1304_project_Татанов_C_M_Вотяков_Ф_А.docx
+++ b/1304_project_Татанов_C_M_Вотяков_Ф_А.docx
@@ -384,35 +384,81 @@
     </w:p>
     <w:p>
       <w:pPr>
-        <w:keepNext w:val="0"/>
-        <w:keepLines w:val="0"/>
-        <w:pageBreakBefore w:val="0"/>
-        <w:widowControl/>
-        <w:kinsoku/>
-        <w:wordWrap/>
-        <w:overflowPunct/>
-        <w:topLinePunct w:val="0"/>
-        <w:autoSpaceDE/>
-        <w:autoSpaceDN/>
-        <w:bidi w:val="0"/>
-        <w:adjustRightInd/>
-        <w:snapToGrid/>
-        <w:spacing w:line="360" w:lineRule="auto"/>
-        <w:jc w:val="center"/>
-        <w:textAlignment w:val="auto"/>
-        <w:rPr>
+        <w:pBdr>
+          <w:top w:val="none" w:color="auto" w:sz="0" w:space="0"/>
+          <w:left w:val="none" w:color="auto" w:sz="0" w:space="0"/>
+          <w:bottom w:val="none" w:color="auto" w:sz="0" w:space="0"/>
+          <w:right w:val="none" w:color="auto" w:sz="0" w:space="0"/>
+          <w:between w:val="none" w:color="auto" w:sz="0" w:space="0"/>
+        </w:pBdr>
+        <w:spacing w:line="360" w:lineRule="auto"/>
+        <w:ind w:firstLine="2199" w:firstLineChars="0"/>
+        <w:jc w:val="both"/>
+        <w:rPr>
+          <w:rFonts w:ascii="Times New Roman" w:hAnsi="Times New Roman" w:eastAsia="Times New Roman" w:cs="Times New Roman"/>
+          <w:color w:val="000000"/>
+          <w:sz w:val="28"/>
+          <w:szCs w:val="28"/>
+          <w:lang w:val="ru-RU"/>
+        </w:rPr>
+      </w:pPr>
+      <w:r>
+        <w:rPr>
+          <w:rFonts w:ascii="Times New Roman" w:hAnsi="Times New Roman" w:eastAsia="Times New Roman" w:cs="Times New Roman"/>
           <w:b/>
-          <w:sz w:val="28"/>
-          <w:szCs w:val="28"/>
-        </w:rPr>
-      </w:pPr>
-      <w:r>
-        <w:rPr>
+          <w:bCs/>
+          <w:color w:val="000000"/>
+          <w:sz w:val="28"/>
+          <w:szCs w:val="28"/>
+          <w:lang w:val="ru-RU"/>
+        </w:rPr>
+        <w:t xml:space="preserve">по </w:t>
+      </w:r>
+      <w:r>
+        <w:rPr>
+          <w:rFonts w:ascii="Times New Roman" w:hAnsi="Times New Roman" w:eastAsia="Times New Roman" w:cs="Times New Roman"/>
           <w:b/>
-          <w:sz w:val="28"/>
-          <w:szCs w:val="28"/>
-        </w:rPr>
-        <w:t>по практический работе №1</w:t>
+          <w:bCs/>
+          <w:sz w:val="28"/>
+          <w:szCs w:val="28"/>
+          <w:lang w:val="ru-RU"/>
+        </w:rPr>
+        <w:t>и</w:t>
+      </w:r>
+      <w:r>
+        <w:rPr>
+          <w:rFonts w:ascii="Times New Roman" w:hAnsi="Times New Roman" w:eastAsia="Times New Roman" w:cs="Times New Roman"/>
+          <w:b/>
+          <w:bCs/>
+          <w:color w:val="000000"/>
+          <w:sz w:val="28"/>
+          <w:szCs w:val="28"/>
+          <w:lang w:val="ru-RU"/>
+        </w:rPr>
+        <w:t>сследовательск</w:t>
+      </w:r>
+      <w:r>
+        <w:rPr>
+          <w:rFonts w:ascii="Times New Roman" w:hAnsi="Times New Roman" w:eastAsia="Times New Roman" w:cs="Times New Roman"/>
+          <w:b/>
+          <w:bCs/>
+          <w:sz w:val="28"/>
+          <w:szCs w:val="28"/>
+          <w:lang w:val="ru-RU"/>
+        </w:rPr>
+        <w:t>ому</w:t>
+      </w:r>
+      <w:r>
+        <w:rPr>
+          <w:rFonts w:ascii="Times New Roman" w:hAnsi="Times New Roman" w:eastAsia="Times New Roman" w:cs="Times New Roman"/>
+          <w:b/>
+          <w:bCs/>
+          <w:color w:val="000000"/>
+          <w:sz w:val="28"/>
+          <w:szCs w:val="28"/>
+          <w:lang w:val="ru-RU"/>
+        </w:rPr>
+        <w:t xml:space="preserve"> проекту</w:t>
       </w:r>
     </w:p>
     <w:p>
@@ -599,120 +645,104 @@
         </w:rPr>
       </w:pPr>
     </w:p>
-    <w:p>
-      <w:pPr>
-        <w:keepNext w:val="0"/>
-        <w:keepLines w:val="0"/>
-        <w:pageBreakBefore w:val="0"/>
-        <w:widowControl/>
-        <w:kinsoku/>
-        <w:wordWrap/>
-        <w:overflowPunct/>
-        <w:topLinePunct w:val="0"/>
-        <w:autoSpaceDE/>
-        <w:autoSpaceDN/>
-        <w:bidi w:val="0"/>
-        <w:adjustRightInd/>
-        <w:snapToGrid/>
-        <w:spacing w:line="360" w:lineRule="auto"/>
-        <w:jc w:val="center"/>
-        <w:textAlignment w:val="auto"/>
-        <w:rPr>
-          <w:sz w:val="28"/>
-          <w:szCs w:val="28"/>
-        </w:rPr>
-      </w:pPr>
-    </w:p>
     <w:tbl>
       <w:tblPr>
-        <w:tblStyle w:val="9"/>
-        <w:tblW w:w="5000" w:type="pct"/>
-        <w:tblInd w:w="0" w:type="dxa"/>
-        <w:tblLayout w:type="autofit"/>
+        <w:tblStyle w:val="21"/>
+        <w:tblW w:w="9747" w:type="dxa"/>
+        <w:jc w:val="center"/>
+        <w:tblBorders>
+          <w:top w:val="single" w:color="000000" w:sz="4" w:space="0"/>
+          <w:left w:val="single" w:color="000000" w:sz="4" w:space="0"/>
+          <w:bottom w:val="single" w:color="000000" w:sz="4" w:space="0"/>
+          <w:right w:val="single" w:color="000000" w:sz="4" w:space="0"/>
+          <w:insideH w:val="single" w:color="000000" w:sz="4" w:space="0"/>
+          <w:insideV w:val="single" w:color="000000" w:sz="4" w:space="0"/>
+        </w:tblBorders>
+        <w:tblLayout w:type="fixed"/>
         <w:tblCellMar>
-          <w:top w:w="0" w:type="dxa"/>
-          <w:left w:w="108" w:type="dxa"/>
-          <w:bottom w:w="0" w:type="dxa"/>
-          <w:right w:w="108" w:type="dxa"/>
+          <w:top w:w="100" w:type="dxa"/>
+          <w:left w:w="100" w:type="dxa"/>
+          <w:bottom w:w="100" w:type="dxa"/>
+          <w:right w:w="100" w:type="dxa"/>
         </w:tblCellMar>
       </w:tblPr>
       <w:tblGrid>
-        <w:gridCol w:w="3823"/>
-        <w:gridCol w:w="2295"/>
-        <w:gridCol w:w="2548"/>
+        <w:gridCol w:w="3936"/>
+        <w:gridCol w:w="2609"/>
+        <w:gridCol w:w="3202"/>
       </w:tblGrid>
       <w:tr>
         <w:tblPrEx>
+          <w:tblBorders>
+            <w:top w:val="single" w:color="000000" w:sz="4" w:space="0"/>
+            <w:left w:val="single" w:color="000000" w:sz="4" w:space="0"/>
+            <w:bottom w:val="single" w:color="000000" w:sz="4" w:space="0"/>
+            <w:right w:val="single" w:color="000000" w:sz="4" w:space="0"/>
+            <w:insideH w:val="single" w:color="000000" w:sz="4" w:space="0"/>
+            <w:insideV w:val="single" w:color="000000" w:sz="4" w:space="0"/>
+          </w:tblBorders>
           <w:tblCellMar>
-            <w:top w:w="0" w:type="dxa"/>
-            <w:left w:w="108" w:type="dxa"/>
-            <w:bottom w:w="0" w:type="dxa"/>
-            <w:right w:w="108" w:type="dxa"/>
+            <w:top w:w="100" w:type="dxa"/>
+            <w:left w:w="100" w:type="dxa"/>
+            <w:bottom w:w="100" w:type="dxa"/>
+            <w:right w:w="100" w:type="dxa"/>
           </w:tblCellMar>
         </w:tblPrEx>
         <w:trPr>
           <w:trHeight w:val="614" w:hRule="atLeast"/>
+          <w:jc w:val="center"/>
         </w:trPr>
         <w:tc>
           <w:tcPr>
-            <w:tcW w:w="2206" w:type="pct"/>
+            <w:tcW w:w="3936" w:type="dxa"/>
+            <w:tcBorders>
+              <w:top w:val="single" w:color="FFFFFF" w:sz="4" w:space="0"/>
+              <w:left w:val="single" w:color="FFFFFF" w:sz="4" w:space="0"/>
+              <w:bottom w:val="single" w:color="FFFFFF" w:sz="4" w:space="0"/>
+              <w:right w:val="single" w:color="FFFFFF" w:sz="4" w:space="0"/>
+            </w:tcBorders>
+            <w:shd w:val="clear" w:color="auto" w:fill="FFFFFF"/>
+            <w:tcMar>
+              <w:top w:w="0" w:type="dxa"/>
+              <w:left w:w="108" w:type="dxa"/>
+              <w:bottom w:w="0" w:type="dxa"/>
+              <w:right w:w="108" w:type="dxa"/>
+            </w:tcMar>
             <w:vAlign w:val="bottom"/>
           </w:tcPr>
           <w:p>
             <w:pPr>
-              <w:keepNext w:val="0"/>
-              <w:keepLines w:val="0"/>
-              <w:pageBreakBefore w:val="0"/>
-              <w:widowControl/>
-              <w:kinsoku/>
-              <w:wordWrap/>
-              <w:overflowPunct/>
-              <w:topLinePunct w:val="0"/>
-              <w:autoSpaceDE/>
-              <w:autoSpaceDN/>
-              <w:bidi w:val="0"/>
-              <w:adjustRightInd/>
-              <w:snapToGrid/>
+              <w:pBdr>
+                <w:top w:val="none" w:color="auto" w:sz="0" w:space="0"/>
+                <w:left w:val="none" w:color="auto" w:sz="0" w:space="0"/>
+                <w:bottom w:val="none" w:color="auto" w:sz="0" w:space="0"/>
+                <w:right w:val="none" w:color="auto" w:sz="0" w:space="0"/>
+                <w:between w:val="none" w:color="auto" w:sz="0" w:space="0"/>
+              </w:pBdr>
               <w:spacing w:line="360" w:lineRule="auto"/>
-              <w:textAlignment w:val="auto"/>
+              <w:ind w:firstLine="709"/>
+              <w:jc w:val="left"/>
               <w:rPr>
+                <w:rFonts w:hint="default" w:ascii="Times New Roman" w:hAnsi="Times New Roman" w:eastAsia="Times New Roman" w:cs="Times New Roman"/>
+                <w:color w:val="000000"/>
                 <w:sz w:val="28"/>
                 <w:szCs w:val="28"/>
-                <w:lang w:val="en-US"/>
+                <w:lang w:val="ru-RU"/>
               </w:rPr>
             </w:pPr>
             <w:r>
               <w:rPr>
+                <w:rFonts w:ascii="Times New Roman" w:hAnsi="Times New Roman" w:eastAsia="Times New Roman" w:cs="Times New Roman"/>
+                <w:color w:val="000000"/>
                 <w:sz w:val="28"/>
                 <w:szCs w:val="28"/>
               </w:rPr>
-              <w:t>Студент</w:t>
+              <w:t>Студент гр. 130</w:t>
             </w:r>
             <w:r>
               <w:rPr>
-                <w:sz w:val="28"/>
-                <w:szCs w:val="28"/>
-                <w:lang w:val="ru-RU"/>
-              </w:rPr>
-              <w:t>ы</w:t>
-            </w:r>
-            <w:r>
-              <w:rPr>
-                <w:sz w:val="28"/>
-                <w:szCs w:val="28"/>
-              </w:rPr>
-              <w:t xml:space="preserve"> гр. </w:t>
-            </w:r>
-            <w:r>
-              <w:rPr>
-                <w:sz w:val="28"/>
-                <w:szCs w:val="28"/>
-                <w:lang w:val="en-US"/>
-              </w:rPr>
-              <w:t>130</w:t>
-            </w:r>
-            <w:r>
-              <w:rPr>
+                <w:rFonts w:hint="default" w:ascii="Times New Roman" w:hAnsi="Times New Roman" w:eastAsia="Times New Roman" w:cs="Times New Roman"/>
+                <w:color w:val="000000"/>
                 <w:sz w:val="28"/>
                 <w:szCs w:val="28"/>
                 <w:lang w:val="ru-RU"/>
@@ -723,68 +753,82 @@
         </w:tc>
         <w:tc>
           <w:tcPr>
-            <w:tcW w:w="1324" w:type="pct"/>
+            <w:tcW w:w="2609" w:type="dxa"/>
             <w:tcBorders>
-              <w:bottom w:val="single" w:color="auto" w:sz="4" w:space="0"/>
+              <w:top w:val="single" w:color="FFFFFF" w:sz="4" w:space="0"/>
+              <w:left w:val="single" w:color="FFFFFF" w:sz="4" w:space="0"/>
+              <w:bottom w:val="single" w:color="FFFFFF" w:sz="4" w:space="0"/>
+              <w:right w:val="single" w:color="FFFFFF" w:sz="4" w:space="0"/>
             </w:tcBorders>
+            <w:shd w:val="clear" w:color="auto" w:fill="FFFFFF"/>
+            <w:tcMar>
+              <w:top w:w="0" w:type="dxa"/>
+              <w:left w:w="108" w:type="dxa"/>
+              <w:bottom w:w="0" w:type="dxa"/>
+              <w:right w:w="108" w:type="dxa"/>
+            </w:tcMar>
             <w:vAlign w:val="bottom"/>
           </w:tcPr>
           <w:p>
             <w:pPr>
-              <w:keepNext w:val="0"/>
-              <w:keepLines w:val="0"/>
-              <w:pageBreakBefore w:val="0"/>
-              <w:widowControl/>
-              <w:kinsoku/>
-              <w:wordWrap/>
-              <w:overflowPunct/>
-              <w:topLinePunct w:val="0"/>
-              <w:autoSpaceDE/>
-              <w:autoSpaceDN/>
-              <w:bidi w:val="0"/>
-              <w:adjustRightInd/>
-              <w:snapToGrid/>
               <w:spacing w:line="360" w:lineRule="auto"/>
-              <w:textAlignment w:val="auto"/>
+              <w:jc w:val="left"/>
               <w:rPr>
+                <w:rFonts w:ascii="Times New Roman" w:hAnsi="Times New Roman" w:eastAsia="Times New Roman" w:cs="Times New Roman"/>
                 <w:sz w:val="28"/>
                 <w:szCs w:val="28"/>
               </w:rPr>
             </w:pPr>
+            <w:r>
+              <w:rPr>
+                <w:rFonts w:ascii="Times New Roman" w:hAnsi="Times New Roman" w:eastAsia="Times New Roman" w:cs="Times New Roman"/>
+                <w:sz w:val="28"/>
+                <w:szCs w:val="28"/>
+              </w:rPr>
+              <w:t>_________________</w:t>
+            </w:r>
           </w:p>
         </w:tc>
         <w:tc>
           <w:tcPr>
-            <w:tcW w:w="1470" w:type="pct"/>
+            <w:tcW w:w="3202" w:type="dxa"/>
+            <w:tcBorders>
+              <w:top w:val="single" w:color="FFFFFF" w:sz="4" w:space="0"/>
+              <w:left w:val="single" w:color="FFFFFF" w:sz="4" w:space="0"/>
+              <w:bottom w:val="single" w:color="FFFFFF" w:sz="4" w:space="0"/>
+              <w:right w:val="single" w:color="FFFFFF" w:sz="4" w:space="0"/>
+            </w:tcBorders>
+            <w:shd w:val="clear" w:color="auto" w:fill="FFFFFF"/>
+            <w:tcMar>
+              <w:top w:w="0" w:type="dxa"/>
+              <w:left w:w="108" w:type="dxa"/>
+              <w:bottom w:w="0" w:type="dxa"/>
+              <w:right w:w="108" w:type="dxa"/>
+            </w:tcMar>
             <w:vAlign w:val="bottom"/>
           </w:tcPr>
           <w:p>
             <w:pPr>
-              <w:keepNext w:val="0"/>
-              <w:keepLines w:val="0"/>
-              <w:pageBreakBefore w:val="0"/>
-              <w:widowControl/>
-              <w:kinsoku/>
-              <w:wordWrap/>
-              <w:overflowPunct/>
-              <w:topLinePunct w:val="0"/>
-              <w:autoSpaceDE/>
-              <w:autoSpaceDN/>
-              <w:bidi w:val="0"/>
-              <w:adjustRightInd/>
-              <w:snapToGrid/>
+              <w:pBdr>
+                <w:top w:val="none" w:color="auto" w:sz="0" w:space="0"/>
+                <w:left w:val="none" w:color="auto" w:sz="0" w:space="0"/>
+                <w:bottom w:val="none" w:color="auto" w:sz="0" w:space="0"/>
+                <w:right w:val="none" w:color="auto" w:sz="0" w:space="0"/>
+                <w:between w:val="none" w:color="auto" w:sz="0" w:space="0"/>
+              </w:pBdr>
               <w:spacing w:line="360" w:lineRule="auto"/>
-              <w:jc w:val="center"/>
-              <w:textAlignment w:val="auto"/>
+              <w:ind w:firstLine="709"/>
+              <w:jc w:val="left"/>
               <w:rPr>
-                <w:rFonts w:hint="default"/>
+                <w:rFonts w:ascii="Times New Roman" w:hAnsi="Times New Roman" w:eastAsia="Times New Roman" w:cs="Times New Roman"/>
+                <w:color w:val="FF0000"/>
                 <w:sz w:val="28"/>
                 <w:szCs w:val="28"/>
-                <w:lang w:val="ru-RU"/>
               </w:rPr>
             </w:pPr>
             <w:r>
               <w:rPr>
+                <w:rFonts w:ascii="Times New Roman" w:hAnsi="Times New Roman" w:eastAsia="Times New Roman" w:cs="Times New Roman"/>
                 <w:sz w:val="28"/>
                 <w:szCs w:val="28"/>
                 <w:lang w:val="ru-RU"/>
@@ -793,7 +837,7 @@
             </w:r>
             <w:r>
               <w:rPr>
-                <w:rFonts w:hint="default"/>
+                <w:rFonts w:hint="default" w:ascii="Times New Roman" w:hAnsi="Times New Roman" w:eastAsia="Times New Roman" w:cs="Times New Roman"/>
                 <w:sz w:val="28"/>
                 <w:szCs w:val="28"/>
                 <w:lang w:val="ru-RU"/>
@@ -802,66 +846,245 @@
             </w:r>
             <w:r>
               <w:rPr>
-                <w:rFonts w:hint="default"/>
+                <w:rFonts w:ascii="Times New Roman" w:hAnsi="Times New Roman" w:eastAsia="Times New Roman" w:cs="Times New Roman"/>
                 <w:sz w:val="28"/>
                 <w:szCs w:val="28"/>
-                <w:lang w:val="ru-RU"/>
               </w:rPr>
-              <w:br w:type="textWrapping"/>
-            </w:r>
-            <w:r>
-              <w:rPr>
-                <w:rFonts w:hint="default"/>
-                <w:sz w:val="28"/>
-                <w:szCs w:val="28"/>
-                <w:lang w:val="ru-RU"/>
-              </w:rPr>
-              <w:t>Вотяков Ф,А,</w:t>
+              <w:t xml:space="preserve"> </w:t>
             </w:r>
           </w:p>
         </w:tc>
       </w:tr>
       <w:tr>
         <w:tblPrEx>
+          <w:tblBorders>
+            <w:top w:val="single" w:color="000000" w:sz="4" w:space="0"/>
+            <w:left w:val="single" w:color="000000" w:sz="4" w:space="0"/>
+            <w:bottom w:val="single" w:color="000000" w:sz="4" w:space="0"/>
+            <w:right w:val="single" w:color="000000" w:sz="4" w:space="0"/>
+            <w:insideH w:val="single" w:color="000000" w:sz="4" w:space="0"/>
+            <w:insideV w:val="single" w:color="000000" w:sz="4" w:space="0"/>
+          </w:tblBorders>
           <w:tblCellMar>
-            <w:top w:w="0" w:type="dxa"/>
-            <w:left w:w="108" w:type="dxa"/>
-            <w:bottom w:w="0" w:type="dxa"/>
-            <w:right w:w="108" w:type="dxa"/>
+            <w:top w:w="100" w:type="dxa"/>
+            <w:left w:w="100" w:type="dxa"/>
+            <w:bottom w:w="100" w:type="dxa"/>
+            <w:right w:w="100" w:type="dxa"/>
           </w:tblCellMar>
         </w:tblPrEx>
         <w:trPr>
           <w:trHeight w:val="614" w:hRule="atLeast"/>
+          <w:jc w:val="center"/>
         </w:trPr>
         <w:tc>
           <w:tcPr>
-            <w:tcW w:w="2206" w:type="pct"/>
+            <w:tcW w:w="3936" w:type="dxa"/>
+            <w:tcBorders>
+              <w:top w:val="single" w:color="FFFFFF" w:sz="4" w:space="0"/>
+              <w:left w:val="single" w:color="FFFFFF" w:sz="4" w:space="0"/>
+              <w:bottom w:val="single" w:color="FFFFFF" w:sz="4" w:space="0"/>
+              <w:right w:val="single" w:color="FFFFFF" w:sz="4" w:space="0"/>
+            </w:tcBorders>
+            <w:shd w:val="clear" w:color="auto" w:fill="FFFFFF"/>
+            <w:tcMar>
+              <w:top w:w="0" w:type="dxa"/>
+              <w:left w:w="108" w:type="dxa"/>
+              <w:bottom w:w="0" w:type="dxa"/>
+              <w:right w:w="108" w:type="dxa"/>
+            </w:tcMar>
             <w:vAlign w:val="bottom"/>
           </w:tcPr>
           <w:p>
             <w:pPr>
-              <w:keepNext w:val="0"/>
-              <w:keepLines w:val="0"/>
-              <w:pageBreakBefore w:val="0"/>
-              <w:widowControl/>
-              <w:kinsoku/>
-              <w:wordWrap/>
-              <w:overflowPunct/>
-              <w:topLinePunct w:val="0"/>
-              <w:autoSpaceDE/>
-              <w:autoSpaceDN/>
-              <w:bidi w:val="0"/>
-              <w:adjustRightInd/>
-              <w:snapToGrid/>
               <w:spacing w:line="360" w:lineRule="auto"/>
-              <w:textAlignment w:val="auto"/>
+              <w:ind w:firstLine="709"/>
+              <w:jc w:val="left"/>
               <w:rPr>
+                <w:rFonts w:hint="default" w:ascii="Times New Roman" w:hAnsi="Times New Roman" w:eastAsia="Times New Roman" w:cs="Times New Roman"/>
+                <w:color w:val="000000"/>
+                <w:sz w:val="28"/>
+                <w:szCs w:val="28"/>
+                <w:lang w:val="ru-RU"/>
+              </w:rPr>
+            </w:pPr>
+            <w:r>
+              <w:rPr>
+                <w:rFonts w:ascii="Times New Roman" w:hAnsi="Times New Roman" w:eastAsia="Times New Roman" w:cs="Times New Roman"/>
+                <w:sz w:val="28"/>
+                <w:szCs w:val="28"/>
+              </w:rPr>
+              <w:t>Студент гр. 130</w:t>
+            </w:r>
+            <w:r>
+              <w:rPr>
+                <w:rFonts w:hint="default" w:ascii="Times New Roman" w:hAnsi="Times New Roman" w:eastAsia="Times New Roman" w:cs="Times New Roman"/>
+                <w:sz w:val="28"/>
+                <w:szCs w:val="28"/>
+                <w:lang w:val="ru-RU"/>
+              </w:rPr>
+              <w:t>4</w:t>
+            </w:r>
+          </w:p>
+        </w:tc>
+        <w:tc>
+          <w:tcPr>
+            <w:tcW w:w="2609" w:type="dxa"/>
+            <w:tcBorders>
+              <w:top w:val="single" w:color="FFFFFF" w:sz="4" w:space="0"/>
+              <w:left w:val="single" w:color="FFFFFF" w:sz="4" w:space="0"/>
+              <w:bottom w:val="single" w:color="FFFFFF" w:sz="4" w:space="0"/>
+              <w:right w:val="single" w:color="FFFFFF" w:sz="4" w:space="0"/>
+            </w:tcBorders>
+            <w:shd w:val="clear" w:color="auto" w:fill="FFFFFF"/>
+            <w:tcMar>
+              <w:top w:w="0" w:type="dxa"/>
+              <w:left w:w="108" w:type="dxa"/>
+              <w:bottom w:w="0" w:type="dxa"/>
+              <w:right w:w="108" w:type="dxa"/>
+            </w:tcMar>
+            <w:vAlign w:val="bottom"/>
+          </w:tcPr>
+          <w:p>
+            <w:pPr>
+              <w:spacing w:line="360" w:lineRule="auto"/>
+              <w:jc w:val="left"/>
+              <w:rPr>
+                <w:rFonts w:ascii="Times New Roman" w:hAnsi="Times New Roman" w:eastAsia="Times New Roman" w:cs="Times New Roman"/>
                 <w:sz w:val="28"/>
                 <w:szCs w:val="28"/>
               </w:rPr>
             </w:pPr>
             <w:r>
               <w:rPr>
+                <w:rFonts w:ascii="Times New Roman" w:hAnsi="Times New Roman" w:eastAsia="Times New Roman" w:cs="Times New Roman"/>
+                <w:sz w:val="28"/>
+                <w:szCs w:val="28"/>
+              </w:rPr>
+              <w:t>_________________</w:t>
+            </w:r>
+          </w:p>
+        </w:tc>
+        <w:tc>
+          <w:tcPr>
+            <w:tcW w:w="3202" w:type="dxa"/>
+            <w:tcBorders>
+              <w:top w:val="single" w:color="FFFFFF" w:sz="4" w:space="0"/>
+              <w:left w:val="single" w:color="FFFFFF" w:sz="4" w:space="0"/>
+              <w:bottom w:val="single" w:color="FFFFFF" w:sz="4" w:space="0"/>
+              <w:right w:val="single" w:color="FFFFFF" w:sz="4" w:space="0"/>
+            </w:tcBorders>
+            <w:shd w:val="clear" w:color="auto" w:fill="FFFFFF"/>
+            <w:tcMar>
+              <w:top w:w="0" w:type="dxa"/>
+              <w:left w:w="108" w:type="dxa"/>
+              <w:bottom w:w="0" w:type="dxa"/>
+              <w:right w:w="108" w:type="dxa"/>
+            </w:tcMar>
+            <w:vAlign w:val="bottom"/>
+          </w:tcPr>
+          <w:p>
+            <w:pPr>
+              <w:pBdr>
+                <w:top w:val="none" w:color="auto" w:sz="0" w:space="0"/>
+                <w:left w:val="none" w:color="auto" w:sz="0" w:space="0"/>
+                <w:bottom w:val="none" w:color="auto" w:sz="0" w:space="0"/>
+                <w:right w:val="none" w:color="auto" w:sz="0" w:space="0"/>
+                <w:between w:val="none" w:color="auto" w:sz="0" w:space="0"/>
+              </w:pBdr>
+              <w:spacing w:line="360" w:lineRule="auto"/>
+              <w:ind w:firstLine="709"/>
+              <w:jc w:val="left"/>
+              <w:rPr>
+                <w:rFonts w:hint="default" w:ascii="Times New Roman" w:hAnsi="Times New Roman" w:eastAsia="Times New Roman" w:cs="Times New Roman"/>
+                <w:color w:val="000000"/>
+                <w:sz w:val="28"/>
+                <w:szCs w:val="28"/>
+                <w:lang w:val="ru-RU"/>
+              </w:rPr>
+            </w:pPr>
+            <w:r>
+              <w:rPr>
+                <w:rFonts w:ascii="Times New Roman" w:hAnsi="Times New Roman" w:eastAsia="Times New Roman" w:cs="Times New Roman"/>
+                <w:sz w:val="28"/>
+                <w:szCs w:val="28"/>
+                <w:lang w:val="ru-RU"/>
+              </w:rPr>
+              <w:t>Вотяков</w:t>
+            </w:r>
+            <w:r>
+              <w:rPr>
+                <w:rFonts w:hint="default" w:ascii="Times New Roman" w:hAnsi="Times New Roman" w:eastAsia="Times New Roman" w:cs="Times New Roman"/>
+                <w:sz w:val="28"/>
+                <w:szCs w:val="28"/>
+                <w:lang w:val="ru-RU"/>
+              </w:rPr>
+              <w:t xml:space="preserve"> Ф.А.</w:t>
+            </w:r>
+          </w:p>
+        </w:tc>
+      </w:tr>
+      <w:tr>
+        <w:tblPrEx>
+          <w:tblBorders>
+            <w:top w:val="single" w:color="000000" w:sz="4" w:space="0"/>
+            <w:left w:val="single" w:color="000000" w:sz="4" w:space="0"/>
+            <w:bottom w:val="single" w:color="000000" w:sz="4" w:space="0"/>
+            <w:right w:val="single" w:color="000000" w:sz="4" w:space="0"/>
+            <w:insideH w:val="single" w:color="000000" w:sz="4" w:space="0"/>
+            <w:insideV w:val="single" w:color="000000" w:sz="4" w:space="0"/>
+          </w:tblBorders>
+          <w:tblCellMar>
+            <w:top w:w="100" w:type="dxa"/>
+            <w:left w:w="100" w:type="dxa"/>
+            <w:bottom w:w="100" w:type="dxa"/>
+            <w:right w:w="100" w:type="dxa"/>
+          </w:tblCellMar>
+        </w:tblPrEx>
+        <w:trPr>
+          <w:trHeight w:val="614" w:hRule="atLeast"/>
+          <w:jc w:val="center"/>
+        </w:trPr>
+        <w:tc>
+          <w:tcPr>
+            <w:tcW w:w="3936" w:type="dxa"/>
+            <w:tcBorders>
+              <w:top w:val="single" w:color="FFFFFF" w:sz="4" w:space="0"/>
+              <w:left w:val="single" w:color="FFFFFF" w:sz="4" w:space="0"/>
+              <w:bottom w:val="single" w:color="FFFFFF" w:sz="4" w:space="0"/>
+              <w:right w:val="single" w:color="FFFFFF" w:sz="4" w:space="0"/>
+            </w:tcBorders>
+            <w:shd w:val="clear" w:color="auto" w:fill="FFFFFF"/>
+            <w:tcMar>
+              <w:top w:w="0" w:type="dxa"/>
+              <w:left w:w="108" w:type="dxa"/>
+              <w:bottom w:w="0" w:type="dxa"/>
+              <w:right w:w="108" w:type="dxa"/>
+            </w:tcMar>
+            <w:vAlign w:val="bottom"/>
+          </w:tcPr>
+          <w:p>
+            <w:pPr>
+              <w:pBdr>
+                <w:top w:val="none" w:color="auto" w:sz="0" w:space="0"/>
+                <w:left w:val="none" w:color="auto" w:sz="0" w:space="0"/>
+                <w:bottom w:val="none" w:color="auto" w:sz="0" w:space="0"/>
+                <w:right w:val="none" w:color="auto" w:sz="0" w:space="0"/>
+                <w:between w:val="none" w:color="auto" w:sz="0" w:space="0"/>
+              </w:pBdr>
+              <w:spacing w:line="360" w:lineRule="auto"/>
+              <w:ind w:firstLine="709"/>
+              <w:jc w:val="left"/>
+              <w:rPr>
+                <w:rFonts w:ascii="Times New Roman" w:hAnsi="Times New Roman" w:eastAsia="Times New Roman" w:cs="Times New Roman"/>
+                <w:color w:val="000000"/>
+                <w:sz w:val="28"/>
+                <w:szCs w:val="28"/>
+              </w:rPr>
+            </w:pPr>
+            <w:r>
+              <w:rPr>
+                <w:rFonts w:ascii="Times New Roman" w:hAnsi="Times New Roman" w:eastAsia="Times New Roman" w:cs="Times New Roman"/>
+                <w:color w:val="000000"/>
                 <w:sz w:val="28"/>
                 <w:szCs w:val="28"/>
               </w:rPr>
@@ -871,68 +1094,90 @@
         </w:tc>
         <w:tc>
           <w:tcPr>
-            <w:tcW w:w="1324" w:type="pct"/>
+            <w:tcW w:w="2609" w:type="dxa"/>
             <w:tcBorders>
-              <w:top w:val="single" w:color="auto" w:sz="4" w:space="0"/>
-              <w:bottom w:val="single" w:color="auto" w:sz="4" w:space="0"/>
+              <w:top w:val="single" w:color="FFFFFF" w:sz="4" w:space="0"/>
+              <w:left w:val="single" w:color="FFFFFF" w:sz="4" w:space="0"/>
+              <w:bottom w:val="single" w:color="FFFFFF" w:sz="4" w:space="0"/>
+              <w:right w:val="single" w:color="FFFFFF" w:sz="4" w:space="0"/>
             </w:tcBorders>
+            <w:shd w:val="clear" w:color="auto" w:fill="FFFFFF"/>
+            <w:tcMar>
+              <w:top w:w="0" w:type="dxa"/>
+              <w:left w:w="108" w:type="dxa"/>
+              <w:bottom w:w="0" w:type="dxa"/>
+              <w:right w:w="108" w:type="dxa"/>
+            </w:tcMar>
             <w:vAlign w:val="bottom"/>
           </w:tcPr>
           <w:p>
             <w:pPr>
-              <w:keepNext w:val="0"/>
-              <w:keepLines w:val="0"/>
-              <w:pageBreakBefore w:val="0"/>
-              <w:widowControl/>
-              <w:kinsoku/>
-              <w:wordWrap/>
-              <w:overflowPunct/>
-              <w:topLinePunct w:val="0"/>
-              <w:autoSpaceDE/>
-              <w:autoSpaceDN/>
-              <w:bidi w:val="0"/>
-              <w:adjustRightInd/>
-              <w:snapToGrid/>
+              <w:pBdr>
+                <w:top w:val="none" w:color="auto" w:sz="0" w:space="0"/>
+                <w:left w:val="none" w:color="auto" w:sz="0" w:space="0"/>
+                <w:bottom w:val="none" w:color="auto" w:sz="0" w:space="0"/>
+                <w:right w:val="none" w:color="auto" w:sz="0" w:space="0"/>
+                <w:between w:val="none" w:color="auto" w:sz="0" w:space="0"/>
+              </w:pBdr>
               <w:spacing w:line="360" w:lineRule="auto"/>
-              <w:textAlignment w:val="auto"/>
+              <w:jc w:val="left"/>
               <w:rPr>
-                <w:sz w:val="28"/>
-                <w:szCs w:val="28"/>
-              </w:rPr>
-            </w:pPr>
-          </w:p>
-        </w:tc>
-        <w:tc>
-          <w:tcPr>
-            <w:tcW w:w="1470" w:type="pct"/>
-            <w:vAlign w:val="bottom"/>
-          </w:tcPr>
-          <w:p>
-            <w:pPr>
-              <w:keepNext w:val="0"/>
-              <w:keepLines w:val="0"/>
-              <w:pageBreakBefore w:val="0"/>
-              <w:widowControl/>
-              <w:kinsoku/>
-              <w:wordWrap/>
-              <w:overflowPunct/>
-              <w:topLinePunct w:val="0"/>
-              <w:autoSpaceDE/>
-              <w:autoSpaceDN/>
-              <w:bidi w:val="0"/>
-              <w:adjustRightInd/>
-              <w:snapToGrid/>
-              <w:spacing w:line="360" w:lineRule="auto"/>
-              <w:jc w:val="center"/>
-              <w:textAlignment w:val="auto"/>
-              <w:rPr>
-                <w:color w:val="EE0000"/>
+                <w:rFonts w:ascii="Times New Roman" w:hAnsi="Times New Roman" w:eastAsia="Times New Roman" w:cs="Times New Roman"/>
+                <w:color w:val="000000"/>
                 <w:sz w:val="28"/>
                 <w:szCs w:val="28"/>
               </w:rPr>
             </w:pPr>
             <w:r>
               <w:rPr>
+                <w:rFonts w:ascii="Times New Roman" w:hAnsi="Times New Roman" w:eastAsia="Times New Roman" w:cs="Times New Roman"/>
+                <w:sz w:val="28"/>
+                <w:szCs w:val="28"/>
+              </w:rPr>
+              <w:t>_________________</w:t>
+            </w:r>
+          </w:p>
+        </w:tc>
+        <w:tc>
+          <w:tcPr>
+            <w:tcW w:w="3202" w:type="dxa"/>
+            <w:tcBorders>
+              <w:top w:val="single" w:color="FFFFFF" w:sz="4" w:space="0"/>
+              <w:left w:val="single" w:color="FFFFFF" w:sz="4" w:space="0"/>
+              <w:bottom w:val="single" w:color="FFFFFF" w:sz="4" w:space="0"/>
+              <w:right w:val="single" w:color="FFFFFF" w:sz="4" w:space="0"/>
+            </w:tcBorders>
+            <w:shd w:val="clear" w:color="auto" w:fill="FFFFFF"/>
+            <w:tcMar>
+              <w:top w:w="0" w:type="dxa"/>
+              <w:left w:w="108" w:type="dxa"/>
+              <w:bottom w:w="0" w:type="dxa"/>
+              <w:right w:w="108" w:type="dxa"/>
+            </w:tcMar>
+            <w:vAlign w:val="bottom"/>
+          </w:tcPr>
+          <w:p>
+            <w:pPr>
+              <w:pBdr>
+                <w:top w:val="none" w:color="auto" w:sz="0" w:space="0"/>
+                <w:left w:val="none" w:color="auto" w:sz="0" w:space="0"/>
+                <w:bottom w:val="none" w:color="auto" w:sz="0" w:space="0"/>
+                <w:right w:val="none" w:color="auto" w:sz="0" w:space="0"/>
+                <w:between w:val="none" w:color="auto" w:sz="0" w:space="0"/>
+              </w:pBdr>
+              <w:spacing w:line="360" w:lineRule="auto"/>
+              <w:ind w:right="-132" w:firstLine="709"/>
+              <w:jc w:val="left"/>
+              <w:rPr>
+                <w:rFonts w:ascii="Times New Roman" w:hAnsi="Times New Roman" w:eastAsia="Times New Roman" w:cs="Times New Roman"/>
+                <w:color w:val="FF0000"/>
+                <w:sz w:val="28"/>
+                <w:szCs w:val="28"/>
+              </w:rPr>
+            </w:pPr>
+            <w:r>
+              <w:rPr>
+                <w:rFonts w:ascii="Times New Roman" w:hAnsi="Times New Roman" w:eastAsia="Times New Roman" w:cs="Times New Roman"/>
                 <w:sz w:val="28"/>
                 <w:szCs w:val="28"/>
               </w:rPr>
@@ -1016,6 +1261,31 @@
           <w:szCs w:val="28"/>
         </w:rPr>
       </w:pPr>
+    </w:p>
+    <w:p>
+      <w:pPr>
+        <w:keepNext w:val="0"/>
+        <w:keepLines w:val="0"/>
+        <w:pageBreakBefore w:val="0"/>
+        <w:widowControl/>
+        <w:kinsoku/>
+        <w:wordWrap/>
+        <w:overflowPunct/>
+        <w:topLinePunct w:val="0"/>
+        <w:autoSpaceDE/>
+        <w:autoSpaceDN/>
+        <w:bidi w:val="0"/>
+        <w:adjustRightInd/>
+        <w:snapToGrid/>
+        <w:spacing w:line="360" w:lineRule="auto"/>
+        <w:jc w:val="center"/>
+        <w:textAlignment w:val="auto"/>
+        <w:rPr>
+          <w:bCs/>
+          <w:sz w:val="28"/>
+          <w:szCs w:val="28"/>
+        </w:rPr>
+      </w:pPr>
       <w:r>
         <w:rPr>
           <w:bCs/>
@@ -1092,50 +1362,52 @@
     </w:p>
     <w:p>
       <w:pPr>
-        <w:keepNext w:val="0"/>
-        <w:keepLines w:val="0"/>
-        <w:pageBreakBefore w:val="0"/>
-        <w:widowControl/>
-        <w:kinsoku/>
-        <w:wordWrap/>
-        <w:overflowPunct/>
-        <w:topLinePunct w:val="0"/>
-        <w:autoSpaceDE/>
-        <w:autoSpaceDN/>
-        <w:bidi w:val="0"/>
-        <w:adjustRightInd/>
-        <w:snapToGrid/>
-        <w:spacing w:line="360" w:lineRule="auto"/>
-        <w:ind w:firstLine="720"/>
+        <w:pBdr>
+          <w:top w:val="none" w:color="auto" w:sz="0" w:space="0"/>
+          <w:left w:val="none" w:color="auto" w:sz="0" w:space="0"/>
+          <w:bottom w:val="none" w:color="auto" w:sz="0" w:space="0"/>
+          <w:right w:val="none" w:color="auto" w:sz="0" w:space="0"/>
+          <w:between w:val="none" w:color="auto" w:sz="0" w:space="0"/>
+        </w:pBdr>
+        <w:spacing w:line="360" w:lineRule="auto"/>
+        <w:ind w:firstLine="709"/>
         <w:jc w:val="both"/>
-        <w:textAlignment w:val="auto"/>
-      </w:pPr>
-      <w:r>
-        <w:rPr>
-          <w:rFonts w:ascii="Times New Roman" w:hAnsi="Times New Roman" w:eastAsia="Times New Roman" w:cs="Times New Roman"/>
-          <w:b w:val="0"/>
-          <w:bCs w:val="0"/>
-          <w:i w:val="0"/>
-          <w:iCs w:val="0"/>
-          <w:sz w:val="28"/>
-          <w:szCs w:val="28"/>
-        </w:rPr>
-        <w:t>Целью работы является сравнительный анализ современного гибридного алгоритма обучения с подкреплением Broad Critic Deep Actor (BCDA), предложенного в статье S. Thalagala, P. K. Wong, X. Wang «Broad Critic Deep Actor Reinforcement Learning for Continuous Control» (arXiv:2411.15806, 2024), с классическим алгоритмом Proximal Policy Optimization (PPO), изученным в рамках практической работы №2. Срав</w:t>
-      </w:r>
-      <w:bookmarkStart w:id="0" w:name="_GoBack"/>
-      <w:bookmarkEnd w:id="0"/>
-      <w:r>
-        <w:rPr>
-          <w:rFonts w:ascii="Times New Roman" w:hAnsi="Times New Roman" w:eastAsia="Times New Roman" w:cs="Times New Roman"/>
-          <w:b w:val="0"/>
-          <w:bCs w:val="0"/>
-          <w:i w:val="0"/>
-          <w:iCs w:val="0"/>
-          <w:sz w:val="28"/>
-          <w:szCs w:val="28"/>
-        </w:rPr>
-        <w:t>нение проводится на эталонной среде непрерывного управления Pendulum-v1.</w:t>
-      </w:r>
+        <w:rPr>
+          <w:rFonts w:ascii="Times New Roman" w:hAnsi="Times New Roman" w:eastAsia="Times New Roman" w:cs="Times New Roman"/>
+          <w:sz w:val="28"/>
+          <w:szCs w:val="28"/>
+          <w:lang w:val="ru-RU" w:eastAsia="ru-RU" w:bidi="ar-SA"/>
+        </w:rPr>
+      </w:pPr>
+      <w:r>
+        <w:rPr>
+          <w:rFonts w:ascii="Times New Roman" w:hAnsi="Times New Roman" w:eastAsia="Times New Roman" w:cs="Times New Roman"/>
+          <w:sz w:val="28"/>
+          <w:szCs w:val="28"/>
+          <w:lang w:val="ru-RU" w:eastAsia="ru-RU" w:bidi="ar-SA"/>
+        </w:rPr>
+        <w:t>Целью работы является сравнительный анализ современного гибридного алгоритма обучения с подкреплением Broad Critic Deep Actor (BCDA), предложенного в статье S. Thalagala, P. K. Wong, X. Wang «Broad Critic Deep Actor Reinforcement Learning for Continuous Control» (arXiv:2411.15806, 2024), с классическим алгоритмом Proximal Policy Optimization (PPO), изученным в рамках практической работы №2. Сравнение проводится на эталонной среде непрерывного управления Pendulum-v1.</w:t>
+      </w:r>
+    </w:p>
+    <w:p>
+      <w:pPr>
+        <w:pBdr>
+          <w:top w:val="none" w:color="auto" w:sz="0" w:space="0"/>
+          <w:left w:val="none" w:color="auto" w:sz="0" w:space="0"/>
+          <w:bottom w:val="none" w:color="auto" w:sz="0" w:space="0"/>
+          <w:right w:val="none" w:color="auto" w:sz="0" w:space="0"/>
+          <w:between w:val="none" w:color="auto" w:sz="0" w:space="0"/>
+        </w:pBdr>
+        <w:spacing w:line="360" w:lineRule="auto"/>
+        <w:ind w:firstLine="709"/>
+        <w:jc w:val="both"/>
+        <w:rPr>
+          <w:rFonts w:ascii="Times New Roman" w:hAnsi="Times New Roman" w:eastAsia="Times New Roman" w:cs="Times New Roman"/>
+          <w:sz w:val="28"/>
+          <w:szCs w:val="28"/>
+          <w:lang w:val="ru-RU" w:eastAsia="ru-RU" w:bidi="ar-SA"/>
+        </w:rPr>
+      </w:pPr>
     </w:p>
     <w:p>
       <w:pPr>
@@ -3196,7 +3468,63 @@
         <w:spacing w:line="360" w:lineRule="auto"/>
         <w:ind w:firstLine="720"/>
         <w:textAlignment w:val="auto"/>
-      </w:pPr>
+        <w:rPr>
+          <w:rFonts w:ascii="Times New Roman" w:hAnsi="Times New Roman" w:eastAsia="Times New Roman" w:cs="Times New Roman"/>
+          <w:b/>
+          <w:bCs/>
+          <w:sz w:val="28"/>
+          <w:szCs w:val="28"/>
+        </w:rPr>
+      </w:pPr>
+    </w:p>
+    <w:p>
+      <w:pPr>
+        <w:keepNext w:val="0"/>
+        <w:keepLines w:val="0"/>
+        <w:pageBreakBefore w:val="0"/>
+        <w:widowControl/>
+        <w:kinsoku/>
+        <w:wordWrap/>
+        <w:overflowPunct/>
+        <w:topLinePunct w:val="0"/>
+        <w:autoSpaceDE/>
+        <w:autoSpaceDN/>
+        <w:bidi w:val="0"/>
+        <w:adjustRightInd/>
+        <w:snapToGrid/>
+        <w:spacing w:line="360" w:lineRule="auto"/>
+        <w:ind w:firstLine="720"/>
+        <w:textAlignment w:val="auto"/>
+        <w:rPr>
+          <w:rFonts w:ascii="Times New Roman" w:hAnsi="Times New Roman" w:eastAsia="Times New Roman" w:cs="Times New Roman"/>
+          <w:b/>
+          <w:bCs/>
+          <w:sz w:val="28"/>
+          <w:szCs w:val="28"/>
+        </w:rPr>
+      </w:pPr>
+    </w:p>
+    <w:p>
+      <w:pPr>
+        <w:keepNext w:val="0"/>
+        <w:keepLines w:val="0"/>
+        <w:pageBreakBefore w:val="0"/>
+        <w:widowControl/>
+        <w:kinsoku/>
+        <w:wordWrap/>
+        <w:overflowPunct/>
+        <w:topLinePunct w:val="0"/>
+        <w:autoSpaceDE/>
+        <w:autoSpaceDN/>
+        <w:bidi w:val="0"/>
+        <w:adjustRightInd/>
+        <w:snapToGrid/>
+        <w:spacing w:line="360" w:lineRule="auto"/>
+        <w:ind w:firstLine="720"/>
+        <w:textAlignment w:val="auto"/>
+      </w:pPr>
+      <w:bookmarkStart w:id="0" w:name="_GoBack"/>
+      <w:bookmarkEnd w:id="0"/>
       <w:r>
         <w:rPr>
           <w:rFonts w:ascii="Times New Roman" w:hAnsi="Times New Roman" w:eastAsia="Times New Roman" w:cs="Times New Roman"/>
@@ -4507,7 +4835,7 @@
     <w:lsdException w:unhideWhenUsed="0" w:uiPriority="0" w:semiHidden="0" w:name="line number"/>
     <w:lsdException w:unhideWhenUsed="0" w:uiPriority="0" w:semiHidden="0" w:name="page number"/>
     <w:lsdException w:qFormat="1" w:uiPriority="99" w:name="endnote reference"/>
-    <w:lsdException w:uiPriority="99" w:name="endnote text"/>
+    <w:lsdException w:qFormat="1" w:uiPriority="99" w:name="endnote text"/>
     <w:lsdException w:unhideWhenUsed="0" w:uiPriority="0" w:semiHidden="0" w:name="table of authorities"/>
     <w:lsdException w:unhideWhenUsed="0" w:uiPriority="0" w:semiHidden="0" w:name="macro"/>
     <w:lsdException w:unhideWhenUsed="0" w:uiPriority="0" w:semiHidden="0" w:name="toa heading"/>
@@ -4769,6 +5097,7 @@
     <w:link w:val="18"/>
     <w:semiHidden/>
     <w:unhideWhenUsed/>
+    <w:qFormat/>
     <w:uiPriority w:val="99"/>
     <w:pPr>
       <w:spacing w:after="0" w:line="240" w:lineRule="auto"/>
@@ -4867,6 +5196,25 @@
       <w:smallCaps/>
       <w:spacing w:val="5"/>
     </w:rPr>
+  </w:style>
+  <w:style w:type="table" w:customStyle="1" w:styleId="21">
+    <w:name w:val="_Style 12"/>
+    <w:basedOn w:val="22"/>
+    <w:qFormat/>
+    <w:uiPriority w:val="0"/>
+  </w:style>
+  <w:style w:type="table" w:customStyle="1" w:styleId="22">
+    <w:name w:val="TableNormal"/>
+    <w:qFormat/>
+    <w:uiPriority w:val="0"/>
+    <w:tblPr>
+      <w:tblCellMar>
+        <w:top w:w="100" w:type="dxa"/>
+        <w:left w:w="100" w:type="dxa"/>
+        <w:bottom w:w="100" w:type="dxa"/>
+        <w:right w:w="100" w:type="dxa"/>
+      </w:tblCellMar>
+    </w:tblPr>
   </w:style>
 </w:styles>
 </file>
